--- a/output/7189_2025_Oira v Ethics and Anti-Corruption Commission & another (Civil Case 285 of 2013) (Civ) (22 May 2025) (Nairobi (Milimani Law Courts)).docx
+++ b/output/7189_2025_Oira v Ethics and Anti-Corruption Commission & another (Civil Case 285 of 2013) (Civ) (22 May 2025) (Nairobi (Milimani Law Courts)).docx
@@ -25,7 +25,7 @@
           <w:color w:val="000080"/>
           <w:sz w:val="28"/>
         </w:rPr>
-        <w:t>citation</w:t>
+        <w:t>citation_name</w:t>
       </w:r>
     </w:p>
     <w:tbl>
@@ -594,6 +594,20 @@
     </w:tbl>
     <w:p>
       <w:pPr>
+        <w:shd w:val="clear" w:color="auto" w:fill="D9D9D9"/>
+        <w:spacing w:before="120" w:after="120"/>
+      </w:pPr>
+      <w:r>
+        <w:rPr>
+          <w:rFonts w:ascii="Times New Roman" w:hAnsi="Times New Roman"/>
+          <w:color w:val="000080"/>
+          <w:sz w:val="22"/>
+        </w:rPr>
+        <w:t>Page 1 of [citation_name]</w:t>
+      </w:r>
+    </w:p>
+    <w:p>
+      <w:pPr>
         <w:spacing w:line="240" w:lineRule="auto"/>
         <w:jc w:val="center"/>
         <w:rPr>
@@ -795,6 +809,20 @@
           <w:szCs w:val="28"/>
         </w:rPr>
         <w:t xml:space="preserve"> and was not involved in the execution of the contract subject of his arrest and prosecution.</w:t>
+      </w:r>
+    </w:p>
+    <w:p>
+      <w:pPr>
+        <w:shd w:val="clear" w:color="auto" w:fill="D9D9D9"/>
+        <w:spacing w:before="120" w:after="120"/>
+      </w:pPr>
+      <w:r>
+        <w:rPr>
+          <w:rFonts w:ascii="Times New Roman" w:hAnsi="Times New Roman"/>
+          <w:color w:val="000080"/>
+          <w:sz w:val="22"/>
+        </w:rPr>
+        <w:t>Page 2 of [citation_name]</w:t>
       </w:r>
     </w:p>
     <w:p>
@@ -1411,6 +1439,20 @@
     </w:p>
     <w:p>
       <w:pPr>
+        <w:shd w:val="clear" w:color="auto" w:fill="D9D9D9"/>
+        <w:spacing w:before="120" w:after="120"/>
+      </w:pPr>
+      <w:r>
+        <w:rPr>
+          <w:rFonts w:ascii="Times New Roman" w:hAnsi="Times New Roman"/>
+          <w:color w:val="000080"/>
+          <w:sz w:val="22"/>
+        </w:rPr>
+        <w:t>Page 3 of [citation_name]</w:t>
+      </w:r>
+    </w:p>
+    <w:p>
+      <w:pPr>
         <w:pStyle w:val="ListParagraph"/>
         <w:numPr>
           <w:ilvl w:val="0"/>
@@ -2105,6 +2147,20 @@
     </w:p>
     <w:p>
       <w:pPr>
+        <w:shd w:val="clear" w:color="auto" w:fill="D9D9D9"/>
+        <w:spacing w:before="120" w:after="120"/>
+      </w:pPr>
+      <w:r>
+        <w:rPr>
+          <w:rFonts w:ascii="Times New Roman" w:hAnsi="Times New Roman"/>
+          <w:color w:val="000080"/>
+          <w:sz w:val="22"/>
+        </w:rPr>
+        <w:t>Page 4 of [citation_name]</w:t>
+      </w:r>
+    </w:p>
+    <w:p>
+      <w:pPr>
         <w:numPr>
           <w:ilvl w:val="0"/>
           <w:numId w:val="1"/>
@@ -2764,6 +2820,20 @@
     </w:p>
     <w:p>
       <w:pPr>
+        <w:shd w:val="clear" w:color="auto" w:fill="D9D9D9"/>
+        <w:spacing w:before="120" w:after="120"/>
+      </w:pPr>
+      <w:r>
+        <w:rPr>
+          <w:rFonts w:ascii="Times New Roman" w:hAnsi="Times New Roman"/>
+          <w:color w:val="000080"/>
+          <w:sz w:val="22"/>
+        </w:rPr>
+        <w:t>Page 5 of [citation_name]</w:t>
+      </w:r>
+    </w:p>
+    <w:p>
+      <w:pPr>
         <w:pStyle w:val="ListParagraph"/>
         <w:numPr>
           <w:ilvl w:val="0"/>
@@ -3020,6 +3090,20 @@
     </w:p>
     <w:p>
       <w:pPr>
+        <w:shd w:val="clear" w:color="auto" w:fill="D9D9D9"/>
+        <w:spacing w:before="120" w:after="120"/>
+      </w:pPr>
+      <w:r>
+        <w:rPr>
+          <w:rFonts w:ascii="Times New Roman" w:hAnsi="Times New Roman"/>
+          <w:color w:val="000080"/>
+          <w:sz w:val="22"/>
+        </w:rPr>
+        <w:t>Page 6 of [citation_name]</w:t>
+      </w:r>
+    </w:p>
+    <w:p>
+      <w:pPr>
         <w:numPr>
           <w:ilvl w:val="0"/>
           <w:numId w:val="1"/>
@@ -3440,6 +3524,20 @@
     </w:p>
     <w:p>
       <w:pPr>
+        <w:shd w:val="clear" w:color="auto" w:fill="D9D9D9"/>
+        <w:spacing w:before="120" w:after="120"/>
+      </w:pPr>
+      <w:r>
+        <w:rPr>
+          <w:rFonts w:ascii="Times New Roman" w:hAnsi="Times New Roman"/>
+          <w:color w:val="000080"/>
+          <w:sz w:val="22"/>
+        </w:rPr>
+        <w:t>Page 7 of [citation_name]</w:t>
+      </w:r>
+    </w:p>
+    <w:p>
+      <w:pPr>
         <w:spacing w:line="360" w:lineRule="auto"/>
         <w:ind w:left="1440"/>
         <w:contextualSpacing/>
@@ -3774,6 +3872,20 @@
     </w:p>
     <w:p>
       <w:pPr>
+        <w:shd w:val="clear" w:color="auto" w:fill="D9D9D9"/>
+        <w:spacing w:before="120" w:after="120"/>
+      </w:pPr>
+      <w:r>
+        <w:rPr>
+          <w:rFonts w:ascii="Times New Roman" w:hAnsi="Times New Roman"/>
+          <w:color w:val="000080"/>
+          <w:sz w:val="22"/>
+        </w:rPr>
+        <w:t>Page 8 of [citation_name]</w:t>
+      </w:r>
+    </w:p>
+    <w:p>
+      <w:pPr>
         <w:numPr>
           <w:ilvl w:val="0"/>
           <w:numId w:val="1"/>
@@ -4450,6 +4562,20 @@
     </w:p>
     <w:p>
       <w:pPr>
+        <w:shd w:val="clear" w:color="auto" w:fill="D9D9D9"/>
+        <w:spacing w:before="120" w:after="120"/>
+      </w:pPr>
+      <w:r>
+        <w:rPr>
+          <w:rFonts w:ascii="Times New Roman" w:hAnsi="Times New Roman"/>
+          <w:color w:val="000080"/>
+          <w:sz w:val="22"/>
+        </w:rPr>
+        <w:t>Page 9 of [citation_name]</w:t>
+      </w:r>
+    </w:p>
+    <w:p>
+      <w:pPr>
         <w:numPr>
           <w:ilvl w:val="0"/>
           <w:numId w:val="1"/>
@@ -5136,6 +5262,20 @@
           <w:szCs w:val="28"/>
         </w:rPr>
         <w:t>.</w:t>
+      </w:r>
+    </w:p>
+    <w:p>
+      <w:pPr>
+        <w:shd w:val="clear" w:color="auto" w:fill="D9D9D9"/>
+        <w:spacing w:before="120" w:after="120"/>
+      </w:pPr>
+      <w:r>
+        <w:rPr>
+          <w:rFonts w:ascii="Times New Roman" w:hAnsi="Times New Roman"/>
+          <w:color w:val="000080"/>
+          <w:sz w:val="22"/>
+        </w:rPr>
+        <w:t>Page 10 of [citation_name]</w:t>
       </w:r>
     </w:p>
     <w:p>
@@ -5953,6 +6093,20 @@
     </w:p>
     <w:p>
       <w:pPr>
+        <w:shd w:val="clear" w:color="auto" w:fill="D9D9D9"/>
+        <w:spacing w:before="120" w:after="120"/>
+      </w:pPr>
+      <w:r>
+        <w:rPr>
+          <w:rFonts w:ascii="Times New Roman" w:hAnsi="Times New Roman"/>
+          <w:color w:val="000080"/>
+          <w:sz w:val="22"/>
+        </w:rPr>
+        <w:t>Page 11 of [citation_name]</w:t>
+      </w:r>
+    </w:p>
+    <w:p>
+      <w:pPr>
         <w:numPr>
           <w:ilvl w:val="0"/>
           <w:numId w:val="1"/>
@@ -6489,6 +6643,20 @@
     </w:p>
     <w:p>
       <w:pPr>
+        <w:shd w:val="clear" w:color="auto" w:fill="D9D9D9"/>
+        <w:spacing w:before="120" w:after="120"/>
+      </w:pPr>
+      <w:r>
+        <w:rPr>
+          <w:rFonts w:ascii="Times New Roman" w:hAnsi="Times New Roman"/>
+          <w:color w:val="000080"/>
+          <w:sz w:val="22"/>
+        </w:rPr>
+        <w:t>Page 12 of [citation_name]</w:t>
+      </w:r>
+    </w:p>
+    <w:p>
+      <w:pPr>
         <w:numPr>
           <w:ilvl w:val="0"/>
           <w:numId w:val="1"/>
@@ -7273,6 +7441,20 @@
     </w:p>
     <w:p>
       <w:pPr>
+        <w:shd w:val="clear" w:color="auto" w:fill="D9D9D9"/>
+        <w:spacing w:before="120" w:after="120"/>
+      </w:pPr>
+      <w:r>
+        <w:rPr>
+          <w:rFonts w:ascii="Times New Roman" w:hAnsi="Times New Roman"/>
+          <w:color w:val="000080"/>
+          <w:sz w:val="22"/>
+        </w:rPr>
+        <w:t>Page 13 of [citation_name]</w:t>
+      </w:r>
+    </w:p>
+    <w:p>
+      <w:pPr>
         <w:tabs>
           <w:tab w:val="left" w:pos="450"/>
         </w:tabs>
@@ -7683,6 +7865,20 @@
     </w:p>
     <w:p>
       <w:pPr>
+        <w:shd w:val="clear" w:color="auto" w:fill="D9D9D9"/>
+        <w:spacing w:before="120" w:after="120"/>
+      </w:pPr>
+      <w:r>
+        <w:rPr>
+          <w:rFonts w:ascii="Times New Roman" w:hAnsi="Times New Roman"/>
+          <w:color w:val="000080"/>
+          <w:sz w:val="22"/>
+        </w:rPr>
+        <w:t>Page 14 of [citation_name]</w:t>
+      </w:r>
+    </w:p>
+    <w:p>
+      <w:pPr>
         <w:numPr>
           <w:ilvl w:val="0"/>
           <w:numId w:val="1"/>
@@ -8140,6 +8336,20 @@
     </w:p>
     <w:p>
       <w:pPr>
+        <w:shd w:val="clear" w:color="auto" w:fill="D9D9D9"/>
+        <w:spacing w:before="120" w:after="120"/>
+      </w:pPr>
+      <w:r>
+        <w:rPr>
+          <w:rFonts w:ascii="Times New Roman" w:hAnsi="Times New Roman"/>
+          <w:color w:val="000080"/>
+          <w:sz w:val="22"/>
+        </w:rPr>
+        <w:t>Page 15 of [citation_name]</w:t>
+      </w:r>
+    </w:p>
+    <w:p>
+      <w:pPr>
         <w:numPr>
           <w:ilvl w:val="0"/>
           <w:numId w:val="1"/>
@@ -8746,6 +8956,20 @@
     </w:p>
     <w:p>
       <w:pPr>
+        <w:shd w:val="clear" w:color="auto" w:fill="D9D9D9"/>
+        <w:spacing w:before="120" w:after="120"/>
+      </w:pPr>
+      <w:r>
+        <w:rPr>
+          <w:rFonts w:ascii="Times New Roman" w:hAnsi="Times New Roman"/>
+          <w:color w:val="000080"/>
+          <w:sz w:val="22"/>
+        </w:rPr>
+        <w:t>Page 16 of [citation_name]</w:t>
+      </w:r>
+    </w:p>
+    <w:p>
+      <w:pPr>
         <w:pStyle w:val="ListParagraph"/>
         <w:numPr>
           <w:ilvl w:val="0"/>
@@ -9059,6 +9283,20 @@
     </w:p>
     <w:p>
       <w:pPr>
+        <w:shd w:val="clear" w:color="auto" w:fill="D9D9D9"/>
+        <w:spacing w:before="120" w:after="120"/>
+      </w:pPr>
+      <w:r>
+        <w:rPr>
+          <w:rFonts w:ascii="Times New Roman" w:hAnsi="Times New Roman"/>
+          <w:color w:val="000080"/>
+          <w:sz w:val="22"/>
+        </w:rPr>
+        <w:t>Page 17 of [citation_name]</w:t>
+      </w:r>
+    </w:p>
+    <w:p>
+      <w:pPr>
         <w:numPr>
           <w:ilvl w:val="0"/>
           <w:numId w:val="1"/>
@@ -9453,6 +9691,20 @@
     </w:p>
     <w:p>
       <w:pPr>
+        <w:shd w:val="clear" w:color="auto" w:fill="D9D9D9"/>
+        <w:spacing w:before="120" w:after="120"/>
+      </w:pPr>
+      <w:r>
+        <w:rPr>
+          <w:rFonts w:ascii="Times New Roman" w:hAnsi="Times New Roman"/>
+          <w:color w:val="000080"/>
+          <w:sz w:val="22"/>
+        </w:rPr>
+        <w:t>Page 18 of [citation_name]</w:t>
+      </w:r>
+    </w:p>
+    <w:p>
+      <w:pPr>
         <w:numPr>
           <w:ilvl w:val="0"/>
           <w:numId w:val="1"/>
@@ -9927,6 +10179,20 @@
     </w:p>
     <w:p>
       <w:pPr>
+        <w:shd w:val="clear" w:color="auto" w:fill="D9D9D9"/>
+        <w:spacing w:before="120" w:after="120"/>
+      </w:pPr>
+      <w:r>
+        <w:rPr>
+          <w:rFonts w:ascii="Times New Roman" w:hAnsi="Times New Roman"/>
+          <w:color w:val="000080"/>
+          <w:sz w:val="22"/>
+        </w:rPr>
+        <w:t>Page 19 of [citation_name]</w:t>
+      </w:r>
+    </w:p>
+    <w:p>
+      <w:pPr>
         <w:pStyle w:val="ListParagraph"/>
         <w:numPr>
           <w:ilvl w:val="0"/>
@@ -10274,6 +10540,20 @@
     </w:p>
     <w:p>
       <w:pPr>
+        <w:shd w:val="clear" w:color="auto" w:fill="D9D9D9"/>
+        <w:spacing w:before="120" w:after="120"/>
+      </w:pPr>
+      <w:r>
+        <w:rPr>
+          <w:rFonts w:ascii="Times New Roman" w:hAnsi="Times New Roman"/>
+          <w:color w:val="000080"/>
+          <w:sz w:val="22"/>
+        </w:rPr>
+        <w:t>Page 20 of [citation_name]</w:t>
+      </w:r>
+    </w:p>
+    <w:p>
+      <w:pPr>
         <w:numPr>
           <w:ilvl w:val="0"/>
           <w:numId w:val="1"/>
@@ -10710,6 +10990,20 @@
     </w:p>
     <w:p>
       <w:pPr>
+        <w:shd w:val="clear" w:color="auto" w:fill="D9D9D9"/>
+        <w:spacing w:before="120" w:after="120"/>
+      </w:pPr>
+      <w:r>
+        <w:rPr>
+          <w:rFonts w:ascii="Times New Roman" w:hAnsi="Times New Roman"/>
+          <w:color w:val="000080"/>
+          <w:sz w:val="22"/>
+        </w:rPr>
+        <w:t>Page 21 of [citation_name]</w:t>
+      </w:r>
+    </w:p>
+    <w:p>
+      <w:pPr>
         <w:tabs>
           <w:tab w:val="left" w:pos="450"/>
         </w:tabs>
@@ -11107,6 +11401,20 @@
     </w:p>
     <w:p>
       <w:pPr>
+        <w:shd w:val="clear" w:color="auto" w:fill="D9D9D9"/>
+        <w:spacing w:before="120" w:after="120"/>
+      </w:pPr>
+      <w:r>
+        <w:rPr>
+          <w:rFonts w:ascii="Times New Roman" w:hAnsi="Times New Roman"/>
+          <w:color w:val="000080"/>
+          <w:sz w:val="22"/>
+        </w:rPr>
+        <w:t>Page 22 of [citation_name]</w:t>
+      </w:r>
+    </w:p>
+    <w:p>
+      <w:pPr>
         <w:numPr>
           <w:ilvl w:val="0"/>
           <w:numId w:val="1"/>
@@ -11566,6 +11874,20 @@
     </w:p>
     <w:p>
       <w:pPr>
+        <w:shd w:val="clear" w:color="auto" w:fill="D9D9D9"/>
+        <w:spacing w:before="120" w:after="120"/>
+      </w:pPr>
+      <w:r>
+        <w:rPr>
+          <w:rFonts w:ascii="Times New Roman" w:hAnsi="Times New Roman"/>
+          <w:color w:val="000080"/>
+          <w:sz w:val="22"/>
+        </w:rPr>
+        <w:t>Page 23 of [citation_name]</w:t>
+      </w:r>
+    </w:p>
+    <w:p>
+      <w:pPr>
         <w:numPr>
           <w:ilvl w:val="0"/>
           <w:numId w:val="1"/>
@@ -11982,6 +12304,20 @@
     </w:p>
     <w:p>
       <w:pPr>
+        <w:shd w:val="clear" w:color="auto" w:fill="D9D9D9"/>
+        <w:spacing w:before="120" w:after="120"/>
+      </w:pPr>
+      <w:r>
+        <w:rPr>
+          <w:rFonts w:ascii="Times New Roman" w:hAnsi="Times New Roman"/>
+          <w:color w:val="000080"/>
+          <w:sz w:val="22"/>
+        </w:rPr>
+        <w:t>Page 24 of [citation_name]</w:t>
+      </w:r>
+    </w:p>
+    <w:p>
+      <w:pPr>
         <w:numPr>
           <w:ilvl w:val="0"/>
           <w:numId w:val="1"/>
@@ -12441,6 +12777,20 @@
     </w:p>
     <w:p>
       <w:pPr>
+        <w:shd w:val="clear" w:color="auto" w:fill="D9D9D9"/>
+        <w:spacing w:before="120" w:after="120"/>
+      </w:pPr>
+      <w:r>
+        <w:rPr>
+          <w:rFonts w:ascii="Times New Roman" w:hAnsi="Times New Roman"/>
+          <w:color w:val="000080"/>
+          <w:sz w:val="22"/>
+        </w:rPr>
+        <w:t>Page 25 of [citation_name]</w:t>
+      </w:r>
+    </w:p>
+    <w:p>
+      <w:pPr>
         <w:numPr>
           <w:ilvl w:val="0"/>
           <w:numId w:val="1"/>
@@ -12855,6 +13205,20 @@
     </w:p>
     <w:p>
       <w:pPr>
+        <w:shd w:val="clear" w:color="auto" w:fill="D9D9D9"/>
+        <w:spacing w:before="120" w:after="120"/>
+      </w:pPr>
+      <w:r>
+        <w:rPr>
+          <w:rFonts w:ascii="Times New Roman" w:hAnsi="Times New Roman"/>
+          <w:color w:val="000080"/>
+          <w:sz w:val="22"/>
+        </w:rPr>
+        <w:t>Page 26 of [citation_name]</w:t>
+      </w:r>
+    </w:p>
+    <w:p>
+      <w:pPr>
         <w:pStyle w:val="ListParagraph"/>
         <w:numPr>
           <w:ilvl w:val="0"/>
@@ -13553,6 +13917,20 @@
     </w:p>
     <w:p>
       <w:pPr>
+        <w:shd w:val="clear" w:color="auto" w:fill="D9D9D9"/>
+        <w:spacing w:before="120" w:after="120"/>
+      </w:pPr>
+      <w:r>
+        <w:rPr>
+          <w:rFonts w:ascii="Times New Roman" w:hAnsi="Times New Roman"/>
+          <w:color w:val="000080"/>
+          <w:sz w:val="22"/>
+        </w:rPr>
+        <w:t>Page 27 of [citation_name]</w:t>
+      </w:r>
+    </w:p>
+    <w:p>
+      <w:pPr>
         <w:tabs>
           <w:tab w:val="left" w:pos="450"/>
         </w:tabs>
@@ -14017,6 +14395,20 @@
     </w:p>
     <w:p>
       <w:pPr>
+        <w:shd w:val="clear" w:color="auto" w:fill="D9D9D9"/>
+        <w:spacing w:before="120" w:after="120"/>
+      </w:pPr>
+      <w:r>
+        <w:rPr>
+          <w:rFonts w:ascii="Times New Roman" w:hAnsi="Times New Roman"/>
+          <w:color w:val="000080"/>
+          <w:sz w:val="22"/>
+        </w:rPr>
+        <w:t>Page 28 of [citation_name]</w:t>
+      </w:r>
+    </w:p>
+    <w:p>
+      <w:pPr>
         <w:pStyle w:val="ListParagraph"/>
         <w:numPr>
           <w:ilvl w:val="0"/>
@@ -14348,6 +14740,20 @@
           <w:szCs w:val="28"/>
         </w:rPr>
         <w:t>That Court, while citing Odunga J, as he then was, stated thus:</w:t>
+      </w:r>
+    </w:p>
+    <w:p>
+      <w:pPr>
+        <w:shd w:val="clear" w:color="auto" w:fill="D9D9D9"/>
+        <w:spacing w:before="120" w:after="120"/>
+      </w:pPr>
+      <w:r>
+        <w:rPr>
+          <w:rFonts w:ascii="Times New Roman" w:hAnsi="Times New Roman"/>
+          <w:color w:val="000080"/>
+          <w:sz w:val="22"/>
+        </w:rPr>
+        <w:t>Page 29 of [citation_name]</w:t>
       </w:r>
     </w:p>
     <w:p>
@@ -14879,6 +15285,20 @@
     </w:p>
     <w:p>
       <w:pPr>
+        <w:shd w:val="clear" w:color="auto" w:fill="D9D9D9"/>
+        <w:spacing w:before="120" w:after="120"/>
+      </w:pPr>
+      <w:r>
+        <w:rPr>
+          <w:rFonts w:ascii="Times New Roman" w:hAnsi="Times New Roman"/>
+          <w:color w:val="000080"/>
+          <w:sz w:val="22"/>
+        </w:rPr>
+        <w:t>Page 30 of [citation_name]</w:t>
+      </w:r>
+    </w:p>
+    <w:p>
+      <w:pPr>
         <w:pStyle w:val="ListParagraph"/>
         <w:tabs>
           <w:tab w:val="left" w:pos="450"/>
@@ -15492,6 +15912,20 @@
     </w:p>
     <w:p>
       <w:pPr>
+        <w:shd w:val="clear" w:color="auto" w:fill="D9D9D9"/>
+        <w:spacing w:before="120" w:after="120"/>
+      </w:pPr>
+      <w:r>
+        <w:rPr>
+          <w:rFonts w:ascii="Times New Roman" w:hAnsi="Times New Roman"/>
+          <w:color w:val="000080"/>
+          <w:sz w:val="22"/>
+        </w:rPr>
+        <w:t>Page 31 of [citation_name]</w:t>
+      </w:r>
+    </w:p>
+    <w:p>
+      <w:pPr>
         <w:pStyle w:val="ListParagraph"/>
         <w:numPr>
           <w:ilvl w:val="0"/>
@@ -15992,6 +16426,20 @@
     </w:p>
     <w:p>
       <w:pPr>
+        <w:shd w:val="clear" w:color="auto" w:fill="D9D9D9"/>
+        <w:spacing w:before="120" w:after="120"/>
+      </w:pPr>
+      <w:r>
+        <w:rPr>
+          <w:rFonts w:ascii="Times New Roman" w:hAnsi="Times New Roman"/>
+          <w:color w:val="000080"/>
+          <w:sz w:val="22"/>
+        </w:rPr>
+        <w:t>Page 32 of [citation_name]</w:t>
+      </w:r>
+    </w:p>
+    <w:p>
+      <w:pPr>
         <w:pStyle w:val="ListParagraph"/>
         <w:numPr>
           <w:ilvl w:val="0"/>
@@ -16872,6 +17320,20 @@
     </w:p>
     <w:p>
       <w:pPr>
+        <w:shd w:val="clear" w:color="auto" w:fill="D9D9D9"/>
+        <w:spacing w:before="120" w:after="120"/>
+      </w:pPr>
+      <w:r>
+        <w:rPr>
+          <w:rFonts w:ascii="Times New Roman" w:hAnsi="Times New Roman"/>
+          <w:color w:val="000080"/>
+          <w:sz w:val="22"/>
+        </w:rPr>
+        <w:t>Page 33 of [citation_name]</w:t>
+      </w:r>
+    </w:p>
+    <w:p>
+      <w:pPr>
         <w:pStyle w:val="ListParagraph"/>
         <w:numPr>
           <w:ilvl w:val="0"/>
@@ -17208,6 +17670,20 @@
     </w:p>
     <w:p>
       <w:pPr>
+        <w:shd w:val="clear" w:color="auto" w:fill="D9D9D9"/>
+        <w:spacing w:before="120" w:after="120"/>
+      </w:pPr>
+      <w:r>
+        <w:rPr>
+          <w:rFonts w:ascii="Times New Roman" w:hAnsi="Times New Roman"/>
+          <w:color w:val="000080"/>
+          <w:sz w:val="22"/>
+        </w:rPr>
+        <w:t>Page 34 of [citation_name]</w:t>
+      </w:r>
+    </w:p>
+    <w:p>
+      <w:pPr>
         <w:numPr>
           <w:ilvl w:val="0"/>
           <w:numId w:val="1"/>
@@ -17694,6 +18170,20 @@
     </w:p>
     <w:p>
       <w:pPr>
+        <w:shd w:val="clear" w:color="auto" w:fill="D9D9D9"/>
+        <w:spacing w:before="120" w:after="120"/>
+      </w:pPr>
+      <w:r>
+        <w:rPr>
+          <w:rFonts w:ascii="Times New Roman" w:hAnsi="Times New Roman"/>
+          <w:color w:val="000080"/>
+          <w:sz w:val="22"/>
+        </w:rPr>
+        <w:t>Page 35 of [citation_name]</w:t>
+      </w:r>
+    </w:p>
+    <w:p>
+      <w:pPr>
         <w:numPr>
           <w:ilvl w:val="0"/>
           <w:numId w:val="1"/>
@@ -17903,6 +18393,20 @@
     </w:p>
     <w:p>
       <w:pPr>
+        <w:shd w:val="clear" w:color="auto" w:fill="D9D9D9"/>
+        <w:spacing w:before="120" w:after="120"/>
+      </w:pPr>
+      <w:r>
+        <w:rPr>
+          <w:rFonts w:ascii="Times New Roman" w:hAnsi="Times New Roman"/>
+          <w:color w:val="000080"/>
+          <w:sz w:val="22"/>
+        </w:rPr>
+        <w:t>Page 36 of [citation_name]</w:t>
+      </w:r>
+    </w:p>
+    <w:p>
+      <w:pPr>
         <w:numPr>
           <w:ilvl w:val="0"/>
           <w:numId w:val="1"/>
@@ -18395,6 +18899,20 @@
           <w:szCs w:val="28"/>
         </w:rPr>
         <w:t xml:space="preserve">which detailed the subject of investigations, the findings thereon, the conclusion and recommendations resulting therefrom. </w:t>
+      </w:r>
+    </w:p>
+    <w:p>
+      <w:pPr>
+        <w:shd w:val="clear" w:color="auto" w:fill="D9D9D9"/>
+        <w:spacing w:before="120" w:after="120"/>
+      </w:pPr>
+      <w:r>
+        <w:rPr>
+          <w:rFonts w:ascii="Times New Roman" w:hAnsi="Times New Roman"/>
+          <w:color w:val="000080"/>
+          <w:sz w:val="22"/>
+        </w:rPr>
+        <w:t>Page 37 of [citation_name]</w:t>
       </w:r>
     </w:p>
     <w:p>
@@ -19097,6 +19615,20 @@
     </w:p>
     <w:p>
       <w:pPr>
+        <w:shd w:val="clear" w:color="auto" w:fill="D9D9D9"/>
+        <w:spacing w:before="120" w:after="120"/>
+      </w:pPr>
+      <w:r>
+        <w:rPr>
+          <w:rFonts w:ascii="Times New Roman" w:hAnsi="Times New Roman"/>
+          <w:color w:val="000080"/>
+          <w:sz w:val="22"/>
+        </w:rPr>
+        <w:t>Page 38 of [citation_name]</w:t>
+      </w:r>
+    </w:p>
+    <w:p>
+      <w:pPr>
         <w:numPr>
           <w:ilvl w:val="0"/>
           <w:numId w:val="1"/>
@@ -19449,6 +19981,20 @@
           <w:u w:val="single"/>
         </w:rPr>
         <w:t>Whether the Plaintiff is entitled to any reliefs?</w:t>
+      </w:r>
+    </w:p>
+    <w:p>
+      <w:pPr>
+        <w:shd w:val="clear" w:color="auto" w:fill="D9D9D9"/>
+        <w:spacing w:before="120" w:after="120"/>
+      </w:pPr>
+      <w:r>
+        <w:rPr>
+          <w:rFonts w:ascii="Times New Roman" w:hAnsi="Times New Roman"/>
+          <w:color w:val="000080"/>
+          <w:sz w:val="22"/>
+        </w:rPr>
+        <w:t>Page 39 of [citation_name]</w:t>
       </w:r>
     </w:p>
     <w:p>
@@ -19729,6 +20275,20 @@
           <w:szCs w:val="28"/>
         </w:rPr>
         <w:t>“Plaintiff must understand that if they bring actions for damages, it is for them to prove damage, it is not enough to write down the particulars and, so to speak, throw them at the head of the court, saying, ‘this is what I have lost, I ask you to give me these damages, ‘They have to prove it.”</w:t>
+      </w:r>
+    </w:p>
+    <w:p>
+      <w:pPr>
+        <w:shd w:val="clear" w:color="auto" w:fill="D9D9D9"/>
+        <w:spacing w:before="120" w:after="120"/>
+      </w:pPr>
+      <w:r>
+        <w:rPr>
+          <w:rFonts w:ascii="Times New Roman" w:hAnsi="Times New Roman"/>
+          <w:color w:val="000080"/>
+          <w:sz w:val="22"/>
+        </w:rPr>
+        <w:t>Page 40 of [citation_name]</w:t>
       </w:r>
     </w:p>
     <w:p>
@@ -20535,35 +21095,6 @@
       </w:tc>
     </w:tr>
   </w:tbl>
-  <w:p>
-    <w:pPr>
-      <w:jc w:val="left"/>
-    </w:pPr>
-    <w:r>
-      <w:rPr>
-        <w:rFonts w:ascii="Times New Roman" w:hAnsi="Times New Roman"/>
-        <w:color w:val="000080"/>
-        <w:sz w:val="22"/>
-      </w:rPr>
-      <w:t xml:space="preserve">Page </w:t>
-    </w:r>
-    <w:r>
-      <w:rPr>
-        <w:rFonts w:ascii="Times New Roman" w:hAnsi="Times New Roman"/>
-        <w:color w:val="000080"/>
-        <w:sz w:val="22"/>
-      </w:rPr>
-      <w:fldSimple w:instr="PAGE"/>
-    </w:r>
-    <w:r>
-      <w:rPr>
-        <w:rFonts w:ascii="Times New Roman" w:hAnsi="Times New Roman"/>
-        <w:color w:val="000080"/>
-        <w:sz w:val="22"/>
-      </w:rPr>
-      <w:t xml:space="preserve"> of citation</w:t>
-    </w:r>
-  </w:p>
 </w:ftr>
 </file>
 
